--- a/lab3/lab3.docx
+++ b/lab3/lab3.docx
@@ -2376,34 +2376,7 @@
         <w:t xml:space="preserve">Plasma</w:t>
       </w:r>
       <w:r>
-        <w:t xml:space="preserve">). Пользователь </w:t>
-      </w:r>
-      <w:r>
-        <w:rPr>
-          <w:i/>
-        </w:rPr>
-        <w:t xml:space="preserve">User</w:t>
-      </w:r>
-      <w:r>
-        <w:t xml:space="preserve">-6</w:t>
-      </w:r>
-      <w:r>
-        <w:rPr>
-          <w:i/>
-        </w:rPr>
-        <w:t xml:space="preserve">d</w:t>
-      </w:r>
-      <w:r>
-        <w:t xml:space="preserve">4</w:t>
-      </w:r>
-      <w:r>
-        <w:rPr>
-          <w:i/>
-        </w:rPr>
-        <w:t xml:space="preserve">ec</w:t>
-      </w:r>
-      <w:r>
-        <w:t xml:space="preserve">851. Исходники в ~/</w:t>
+        <w:t xml:space="preserve">). Исходники в ~/</w:t>
       </w:r>
       <w:r>
         <w:rPr>
@@ -2608,88 +2581,7 @@
         <w:t xml:space="preserve">Wall</w:t>
       </w:r>
       <w:r>
-        <w:t xml:space="preserve">). Исправлены баги: в </w:t>
-      </w:r>
-      <w:r>
-        <w:rPr>
-          <w:i/>
-        </w:rPr>
-        <w:t xml:space="preserve">Lab</w:t>
-      </w:r>
-      <w:r>
-        <w:t xml:space="preserve">-03</w:t>
-      </w:r>
-      <w:r>
-        <w:rPr>
-          <w:i/>
-        </w:rPr>
-        <w:t xml:space="preserve">d</w:t>
-      </w:r>
-      <w:r>
-        <w:t xml:space="preserve">-</w:t>
-      </w:r>
-      <w:r>
-        <w:rPr>
-          <w:i/>
-        </w:rPr>
-        <w:t xml:space="preserve">server</w:t>
-      </w:r>
-      <w:r>
-        <w:t xml:space="preserve"> парсер ждал 3 токена вместо 4, в </w:t>
-      </w:r>
-      <w:r>
-        <w:rPr>
-          <w:i/>
-        </w:rPr>
-        <w:t xml:space="preserve">Lab</w:t>
-      </w:r>
-      <w:r>
-        <w:t xml:space="preserve">-03</w:t>
-      </w:r>
-      <w:r>
-        <w:rPr>
-          <w:i/>
-        </w:rPr>
-        <w:t xml:space="preserve">sig</w:t>
-      </w:r>
-      <w:r>
-        <w:t xml:space="preserve"> имя программы было </w:t>
-      </w:r>
-      <w:r>
-        <w:rPr>
-          <w:i/>
-        </w:rPr>
-        <w:t xml:space="preserve">Lab</w:t>
-      </w:r>
-      <w:r>
-        <w:t xml:space="preserve">-03</w:t>
-      </w:r>
-      <w:r>
-        <w:rPr>
-          <w:i/>
-        </w:rPr>
-        <w:t xml:space="preserve">c</w:t>
-      </w:r>
-      <w:r>
-        <w:t xml:space="preserve"> вместо </w:t>
-      </w:r>
-      <w:r>
-        <w:rPr>
-          <w:i/>
-        </w:rPr>
-        <w:t xml:space="preserve">Lab</w:t>
-      </w:r>
-      <w:r>
-        <w:t xml:space="preserve">-03</w:t>
-      </w:r>
-      <w:r>
-        <w:rPr>
-          <w:i/>
-        </w:rPr>
-        <w:t xml:space="preserve">sig</w:t>
-      </w:r>
-      <w:r>
-        <w:t xml:space="preserve">. Среда готова.</w:t>
+        <w:t xml:space="preserve">). Среда готова.</w:t>
       </w:r>
     </w:p>
     <w:p>
@@ -7711,88 +7603,16 @@
         <w:pStyle w:val="Текст"/>
       </w:pPr>
       <w:r>
-        <w:t xml:space="preserve">Подтверждено: </w:t>
-      </w:r>
-      <w:r>
-        <w:rPr>
-          <w:i/>
-        </w:rPr>
-        <w:t xml:space="preserve">lpTitle</w:t>
-      </w:r>
-      <w:r>
-        <w:t xml:space="preserve"> работает только с </w:t>
-      </w:r>
-      <w:r>
-        <w:rPr>
-          <w:i/>
-        </w:rPr>
-        <w:t xml:space="preserve">CREATE</w:t>
-      </w:r>
-      <w:r>
-        <w:t xml:space="preserve">_</w:t>
-      </w:r>
-      <w:r>
-        <w:rPr>
-          <w:i/>
-        </w:rPr>
-        <w:t xml:space="preserve">NEW</w:t>
-      </w:r>
-      <w:r>
-        <w:t xml:space="preserve">_</w:t>
-      </w:r>
-      <w:r>
-        <w:rPr>
-          <w:i/>
-        </w:rPr>
-        <w:t xml:space="preserve">CONSOLE</w:t>
-      </w:r>
-      <w:r>
-        <w:t xml:space="preserve">; аргументы в </w:t>
-      </w:r>
-      <w:r>
-        <w:rPr>
-          <w:i/>
-        </w:rPr>
-        <w:t xml:space="preserve">lpApplicationName</w:t>
-      </w:r>
-      <w:r>
-        <w:t xml:space="preserve"> не работают (ошибка 2); только </w:t>
-      </w:r>
-      <w:r>
-        <w:rPr>
-          <w:i/>
-        </w:rPr>
-        <w:t xml:space="preserve">lpCommandLine</w:t>
-      </w:r>
-      <w:r>
-        <w:t xml:space="preserve"> или </w:t>
-      </w:r>
-      <w:r>
-        <w:rPr>
-          <w:i/>
-        </w:rPr>
-        <w:t xml:space="preserve">lpApplicationName</w:t>
-      </w:r>
-      <w:r>
-        <w:t xml:space="preserve">+</w:t>
-      </w:r>
-      <w:r>
-        <w:rPr>
-          <w:i/>
-        </w:rPr>
-        <w:t xml:space="preserve">lpCommandLine</w:t>
-      </w:r>
-      <w:r>
-        <w:t xml:space="preserve"> (с пробелом) корректны; наследуемые дескрипторы </w:t>
-      </w:r>
-      <w:r>
-        <w:rPr>
-          <w:i/>
-        </w:rPr>
-        <w:t xml:space="preserve">pipe</w:t>
-      </w:r>
-      <w:r>
-        <w:t xml:space="preserve"> через </w:t>
+        <w:t xml:space="preserve">Уровень 9–10 на </w:t>
+      </w:r>
+      <w:r>
+        <w:rPr>
+          <w:i/>
+        </w:rPr>
+        <w:t xml:space="preserve">Windows</w:t>
+      </w:r>
+      <w:r>
+        <w:t xml:space="preserve"> выполнен: фраза передана дочернему процессу через </w:t>
       </w:r>
       <w:r>
         <w:rPr>
@@ -7801,34 +7621,7 @@
         <w:t xml:space="preserve">STARTUPINFO</w:t>
       </w:r>
       <w:r>
-        <w:t xml:space="preserve"> (</w:t>
-      </w:r>
-      <w:r>
-        <w:rPr>
-          <w:i/>
-        </w:rPr>
-        <w:t xml:space="preserve">STARTF</w:t>
-      </w:r>
-      <w:r>
-        <w:t xml:space="preserve">_</w:t>
-      </w:r>
-      <w:r>
-        <w:rPr>
-          <w:i/>
-        </w:rPr>
-        <w:t xml:space="preserve">USESTDHANDLES</w:t>
-      </w:r>
-      <w:r>
-        <w:t xml:space="preserve">). Уровень 9–10 на </w:t>
-      </w:r>
-      <w:r>
-        <w:rPr>
-          <w:i/>
-        </w:rPr>
-        <w:t xml:space="preserve">Windows</w:t>
-      </w:r>
-      <w:r>
-        <w:t xml:space="preserve"> выполнен.</w:t>
+        <w:t xml:space="preserve"> и отображена в заголовке его окна.</w:t>
       </w:r>
     </w:p>
     <w:p>
@@ -8623,122 +8416,6 @@
       </w:r>
       <w:r>
         <w:t xml:space="preserve">).</w:t>
-      </w:r>
-    </w:p>
-    <w:p>
-      <w:pPr>
-        <w:pStyle w:val="Текст"/>
-      </w:pPr>
-      <w:r>
-        <w:t xml:space="preserve">Все скриншоты и выводы сохранены в репозитории: </w:t>
-      </w:r>
-      <w:r>
-        <w:rPr>
-          <w:i/>
-        </w:rPr>
-        <w:t xml:space="preserve">lab</w:t>
-      </w:r>
-      <w:r>
-        <w:t xml:space="preserve">3/</w:t>
-      </w:r>
-      <w:r>
-        <w:rPr>
-          <w:i/>
-        </w:rPr>
-        <w:t xml:space="preserve">linux</w:t>
-      </w:r>
-      <w:r>
-        <w:t xml:space="preserve">/скрины/уровень_*/, </w:t>
-      </w:r>
-      <w:r>
-        <w:rPr>
-          <w:i/>
-        </w:rPr>
-        <w:t xml:space="preserve">lab</w:t>
-      </w:r>
-      <w:r>
-        <w:t xml:space="preserve">3/</w:t>
-      </w:r>
-      <w:r>
-        <w:rPr>
-          <w:i/>
-        </w:rPr>
-        <w:t xml:space="preserve">linux</w:t>
-      </w:r>
-      <w:r>
-        <w:t xml:space="preserve">/выводы/уровень_*/, </w:t>
-      </w:r>
-      <w:r>
-        <w:rPr>
-          <w:i/>
-        </w:rPr>
-        <w:t xml:space="preserve">lab</w:t>
-      </w:r>
-      <w:r>
-        <w:t xml:space="preserve">3/</w:t>
-      </w:r>
-      <w:r>
-        <w:rPr>
-          <w:i/>
-        </w:rPr>
-        <w:t xml:space="preserve">windows</w:t>
-      </w:r>
-      <w:r>
-        <w:t xml:space="preserve">/скрины/уровень_*/, </w:t>
-      </w:r>
-      <w:r>
-        <w:rPr>
-          <w:i/>
-        </w:rPr>
-        <w:t xml:space="preserve">lab</w:t>
-      </w:r>
-      <w:r>
-        <w:t xml:space="preserve">3/</w:t>
-      </w:r>
-      <w:r>
-        <w:rPr>
-          <w:i/>
-        </w:rPr>
-        <w:t xml:space="preserve">windows</w:t>
-      </w:r>
-      <w:r>
-        <w:t xml:space="preserve">/выводы/уровень_*/. Исходники в </w:t>
-      </w:r>
-      <w:r>
-        <w:rPr>
-          <w:i/>
-        </w:rPr>
-        <w:t xml:space="preserve">lab</w:t>
-      </w:r>
-      <w:r>
-        <w:t xml:space="preserve">3/</w:t>
-      </w:r>
-      <w:r>
-        <w:rPr>
-          <w:i/>
-        </w:rPr>
-        <w:t xml:space="preserve">linux</w:t>
-      </w:r>
-      <w:r>
-        <w:t xml:space="preserve">/ и </w:t>
-      </w:r>
-      <w:r>
-        <w:rPr>
-          <w:i/>
-        </w:rPr>
-        <w:t xml:space="preserve">lab</w:t>
-      </w:r>
-      <w:r>
-        <w:t xml:space="preserve">3/</w:t>
-      </w:r>
-      <w:r>
-        <w:rPr>
-          <w:i/>
-        </w:rPr>
-        <w:t xml:space="preserve">windows</w:t>
-      </w:r>
-      <w:r>
-        <w:t xml:space="preserve">/.</w:t>
       </w:r>
     </w:p>
     <w:sectPr>

--- a/lab3/lab3.docx
+++ b/lab3/lab3.docx
@@ -2376,7 +2376,34 @@
         <w:t xml:space="preserve">Plasma</w:t>
       </w:r>
       <w:r>
-        <w:t xml:space="preserve">). Исходники в ~/</w:t>
+        <w:t xml:space="preserve">). Пользователь </w:t>
+      </w:r>
+      <w:r>
+        <w:rPr>
+          <w:i/>
+        </w:rPr>
+        <w:t xml:space="preserve">User</w:t>
+      </w:r>
+      <w:r>
+        <w:t xml:space="preserve">-6</w:t>
+      </w:r>
+      <w:r>
+        <w:rPr>
+          <w:i/>
+        </w:rPr>
+        <w:t xml:space="preserve">d</w:t>
+      </w:r>
+      <w:r>
+        <w:t xml:space="preserve">4</w:t>
+      </w:r>
+      <w:r>
+        <w:rPr>
+          <w:i/>
+        </w:rPr>
+        <w:t xml:space="preserve">ec</w:t>
+      </w:r>
+      <w:r>
+        <w:t xml:space="preserve">851. Исходники в ~/</w:t>
       </w:r>
       <w:r>
         <w:rPr>
@@ -2554,7 +2581,7 @@
         <w:pStyle w:val="Текст"/>
       </w:pPr>
       <w:r>
-        <w:t xml:space="preserve">Все пять программ собрались без ошибок (</w:t>
+        <w:t xml:space="preserve">Сборка выполнена командой </w:t>
       </w:r>
       <w:r>
         <w:rPr>
@@ -2563,7 +2590,7 @@
         <w:t xml:space="preserve">gcc</w:t>
       </w:r>
       <w:r>
-        <w:t xml:space="preserve"> -</w:t>
+        <w:t xml:space="preserve"> с ключами -</w:t>
       </w:r>
       <w:r>
         <w:rPr>
@@ -2581,7 +2608,115 @@
         <w:t xml:space="preserve">Wall</w:t>
       </w:r>
       <w:r>
-        <w:t xml:space="preserve">). Среда готова.</w:t>
+        <w:t xml:space="preserve"> для каждого из пяти исходных файлов (</w:t>
+      </w:r>
+      <w:r>
+        <w:rPr>
+          <w:i/>
+        </w:rPr>
+        <w:t xml:space="preserve">Lab</w:t>
+      </w:r>
+      <w:r>
+        <w:t xml:space="preserve">-03</w:t>
+      </w:r>
+      <w:r>
+        <w:rPr>
+          <w:i/>
+        </w:rPr>
+        <w:t xml:space="preserve">x</w:t>
+      </w:r>
+      <w:r>
+        <w:t xml:space="preserve">, </w:t>
+      </w:r>
+      <w:r>
+        <w:rPr>
+          <w:i/>
+        </w:rPr>
+        <w:t xml:space="preserve">Lab</w:t>
+      </w:r>
+      <w:r>
+        <w:t xml:space="preserve">-03</w:t>
+      </w:r>
+      <w:r>
+        <w:rPr>
+          <w:i/>
+        </w:rPr>
+        <w:t xml:space="preserve">a</w:t>
+      </w:r>
+      <w:r>
+        <w:t xml:space="preserve">, </w:t>
+      </w:r>
+      <w:r>
+        <w:rPr>
+          <w:i/>
+        </w:rPr>
+        <w:t xml:space="preserve">Lab</w:t>
+      </w:r>
+      <w:r>
+        <w:t xml:space="preserve">-03</w:t>
+      </w:r>
+      <w:r>
+        <w:rPr>
+          <w:i/>
+        </w:rPr>
+        <w:t xml:space="preserve">d</w:t>
+      </w:r>
+      <w:r>
+        <w:t xml:space="preserve">-</w:t>
+      </w:r>
+      <w:r>
+        <w:rPr>
+          <w:i/>
+        </w:rPr>
+        <w:t xml:space="preserve">client</w:t>
+      </w:r>
+      <w:r>
+        <w:t xml:space="preserve">, </w:t>
+      </w:r>
+      <w:r>
+        <w:rPr>
+          <w:i/>
+        </w:rPr>
+        <w:t xml:space="preserve">Lab</w:t>
+      </w:r>
+      <w:r>
+        <w:t xml:space="preserve">-03</w:t>
+      </w:r>
+      <w:r>
+        <w:rPr>
+          <w:i/>
+        </w:rPr>
+        <w:t xml:space="preserve">d</w:t>
+      </w:r>
+      <w:r>
+        <w:t xml:space="preserve">-</w:t>
+      </w:r>
+      <w:r>
+        <w:rPr>
+          <w:i/>
+        </w:rPr>
+        <w:t xml:space="preserve">server</w:t>
+      </w:r>
+      <w:r>
+        <w:t xml:space="preserve">, </w:t>
+      </w:r>
+      <w:r>
+        <w:rPr>
+          <w:i/>
+        </w:rPr>
+        <w:t xml:space="preserve">Lab</w:t>
+      </w:r>
+      <w:r>
+        <w:t xml:space="preserve">-03</w:t>
+      </w:r>
+      <w:r>
+        <w:rPr>
+          <w:i/>
+        </w:rPr>
+        <w:t xml:space="preserve">sig</w:t>
+      </w:r>
+      <w:r>
+        <w:t xml:space="preserve">); вывод команды – строка «СБОРКА ВЫПОЛНЕНА УСПЕШНО».</w:t>
       </w:r>
     </w:p>
     <w:p>
@@ -4812,7 +4947,124 @@
         <w:pStyle w:val="Текст"/>
       </w:pPr>
       <w:r>
-        <w:t>Все 8 программ собрались без ошибок. Среда готова.</w:t>
+        <w:t xml:space="preserve">Сборка выполнена пакетным файлом </w:t>
+      </w:r>
+      <w:r>
+        <w:rPr>
+          <w:i/>
+        </w:rPr>
+        <w:t xml:space="preserve">build</w:t>
+      </w:r>
+      <w:r>
+        <w:t xml:space="preserve">.</w:t>
+      </w:r>
+      <w:r>
+        <w:rPr>
+          <w:i/>
+        </w:rPr>
+        <w:t xml:space="preserve">cmd</w:t>
+      </w:r>
+      <w:r>
+        <w:t xml:space="preserve">: окружение </w:t>
+      </w:r>
+      <w:r>
+        <w:rPr>
+          <w:i/>
+        </w:rPr>
+        <w:t xml:space="preserve">MSVC</w:t>
+      </w:r>
+      <w:r>
+        <w:t xml:space="preserve"> настраивается вызовом </w:t>
+      </w:r>
+      <w:r>
+        <w:rPr>
+          <w:i/>
+        </w:rPr>
+        <w:t xml:space="preserve">vcvarsall</w:t>
+      </w:r>
+      <w:r>
+        <w:t xml:space="preserve">.</w:t>
+      </w:r>
+      <w:r>
+        <w:rPr>
+          <w:i/>
+        </w:rPr>
+        <w:t xml:space="preserve">bat</w:t>
+      </w:r>
+      <w:r>
+        <w:t xml:space="preserve"> </w:t>
+      </w:r>
+      <w:r>
+        <w:rPr>
+          <w:i/>
+        </w:rPr>
+        <w:t xml:space="preserve">arm</w:t>
+      </w:r>
+      <w:r>
+        <w:t xml:space="preserve">64, затем для каждого из восьми исходных файлов вызывается </w:t>
+      </w:r>
+      <w:r>
+        <w:rPr>
+          <w:i/>
+        </w:rPr>
+        <w:t xml:space="preserve">cl</w:t>
+      </w:r>
+      <w:r>
+        <w:t xml:space="preserve"> /</w:t>
+      </w:r>
+      <w:r>
+        <w:rPr>
+          <w:i/>
+        </w:rPr>
+        <w:t xml:space="preserve">nologo</w:t>
+      </w:r>
+      <w:r>
+        <w:t xml:space="preserve"> /</w:t>
+      </w:r>
+      <w:r>
+        <w:rPr>
+          <w:i/>
+        </w:rPr>
+        <w:t xml:space="preserve">W</w:t>
+      </w:r>
+      <w:r>
+        <w:t xml:space="preserve">3 /</w:t>
+      </w:r>
+      <w:r>
+        <w:rPr>
+          <w:i/>
+        </w:rPr>
+        <w:t xml:space="preserve">O</w:t>
+      </w:r>
+      <w:r>
+        <w:t xml:space="preserve">2 /</w:t>
+      </w:r>
+      <w:r>
+        <w:rPr>
+          <w:i/>
+        </w:rPr>
+        <w:t xml:space="preserve">utf</w:t>
+      </w:r>
+      <w:r>
+        <w:t xml:space="preserve">-8; завершает работу строка «</w:t>
+      </w:r>
+      <w:r>
+        <w:rPr>
+          <w:i/>
+        </w:rPr>
+        <w:t xml:space="preserve">BUILD</w:t>
+      </w:r>
+      <w:r>
+        <w:t xml:space="preserve"> </w:t>
+      </w:r>
+      <w:r>
+        <w:rPr>
+          <w:i/>
+        </w:rPr>
+        <w:t xml:space="preserve">OK</w:t>
+      </w:r>
+      <w:r>
+        <w:t xml:space="preserve">».</w:t>
       </w:r>
     </w:p>
     <w:p>
@@ -7258,7 +7510,7 @@
         <w:pStyle w:val="Текст"/>
       </w:pPr>
       <w:r>
-        <w:t xml:space="preserve">Задача: родитель передаёт дочернему «</w:t>
+        <w:t xml:space="preserve">На рисунке 2.16 видно, как родитель сообщает о передаче строки «</w:t>
       </w:r>
       <w:r>
         <w:rPr>
@@ -7294,7 +7546,16 @@
         <w:t xml:space="preserve">child</w:t>
       </w:r>
       <w:r>
-        <w:t xml:space="preserve">!» через </w:t>
+        <w:t xml:space="preserve">!», выводит </w:t>
+      </w:r>
+      <w:r>
+        <w:rPr>
+          <w:i/>
+        </w:rPr>
+        <w:t xml:space="preserve">PID</w:t>
+      </w:r>
+      <w:r>
+        <w:t xml:space="preserve"> созданного дочернего процесса, а сама фраза стоит в заголовке окна дочернего процесса. Аргументы командной строки, переменные окружения и перенаправление ввода-вывода при этом не используются, поэтому единственный канал передачи – </w:t>
       </w:r>
       <w:r>
         <w:rPr>
@@ -7303,106 +7564,7 @@
         <w:t xml:space="preserve">STARTUPINFO</w:t>
       </w:r>
       <w:r>
-        <w:t xml:space="preserve">, без окружения, аргументов, перенаправления, </w:t>
-      </w:r>
-      <w:r>
-        <w:rPr>
-          <w:i/>
-        </w:rPr>
-        <w:t xml:space="preserve">IPC</w:t>
-      </w:r>
-      <w:r>
-        <w:t xml:space="preserve">. Решение: </w:t>
-      </w:r>
-      <w:r>
-        <w:rPr>
-          <w:i/>
-        </w:rPr>
-        <w:t xml:space="preserve">si</w:t>
-      </w:r>
-      <w:r>
         <w:t xml:space="preserve">.</w:t>
-      </w:r>
-      <w:r>
-        <w:rPr>
-          <w:i/>
-        </w:rPr>
-        <w:t xml:space="preserve">lpTitle</w:t>
-      </w:r>
-      <w:r>
-        <w:t xml:space="preserve"> = фраза; </w:t>
-      </w:r>
-      <w:r>
-        <w:rPr>
-          <w:i/>
-        </w:rPr>
-        <w:t xml:space="preserve">CreateProcess</w:t>
-      </w:r>
-      <w:r>
-        <w:t xml:space="preserve"> с </w:t>
-      </w:r>
-      <w:r>
-        <w:rPr>
-          <w:i/>
-        </w:rPr>
-        <w:t xml:space="preserve">CREATE</w:t>
-      </w:r>
-      <w:r>
-        <w:t xml:space="preserve">_</w:t>
-      </w:r>
-      <w:r>
-        <w:rPr>
-          <w:i/>
-        </w:rPr>
-        <w:t xml:space="preserve">NEW</w:t>
-      </w:r>
-      <w:r>
-        <w:t xml:space="preserve">_</w:t>
-      </w:r>
-      <w:r>
-        <w:rPr>
-          <w:i/>
-        </w:rPr>
-        <w:t xml:space="preserve">CONSOLE</w:t>
-      </w:r>
-      <w:r>
-        <w:t xml:space="preserve"> – только при новой консоли </w:t>
-      </w:r>
-      <w:r>
-        <w:rPr>
-          <w:i/>
-        </w:rPr>
-        <w:t xml:space="preserve">Windows</w:t>
-      </w:r>
-      <w:r>
-        <w:t xml:space="preserve"> применяет </w:t>
-      </w:r>
-      <w:r>
-        <w:rPr>
-          <w:i/>
-        </w:rPr>
-        <w:t xml:space="preserve">lpTitle</w:t>
-      </w:r>
-      <w:r>
-        <w:t xml:space="preserve"> как заголовок окна. Дочерний читает через </w:t>
-      </w:r>
-      <w:r>
-        <w:rPr>
-          <w:i/>
-        </w:rPr>
-        <w:t xml:space="preserve">GetConsoleTitle</w:t>
-      </w:r>
-      <w:r>
-        <w:t xml:space="preserve"> и выводит. Демонстрация на рисунке 2.16. Список </w:t>
-      </w:r>
-      <w:r>
-        <w:rPr>
-          <w:i/>
-        </w:rPr>
-        <w:t xml:space="preserve">exe</w:t>
-      </w:r>
-      <w:r>
-        <w:t xml:space="preserve"> на рисунке 2.17.</w:t>
       </w:r>
     </w:p>
     <w:p>
@@ -7612,7 +7774,7 @@
         <w:t xml:space="preserve">Windows</w:t>
       </w:r>
       <w:r>
-        <w:t xml:space="preserve"> выполнен: фраза передана дочернему процессу через </w:t>
+        <w:t xml:space="preserve"> выполнен: фраза доставлена через </w:t>
       </w:r>
       <w:r>
         <w:rPr>
@@ -7621,7 +7783,7 @@
         <w:t xml:space="preserve">STARTUPINFO</w:t>
       </w:r>
       <w:r>
-        <w:t xml:space="preserve"> и отображена в заголовке его окна.</w:t>
+        <w:t xml:space="preserve">, а список исполняемых файлов на рисунке 2.17 совпадает с восемью собранными приложениями.</w:t>
       </w:r>
     </w:p>
     <w:p>
